--- a/07_Problem7_Early_Warning_System/reports/financial_impact_reporting_packaging/Early_Warning_Financial_Impact_Report.docx
+++ b/07_Problem7_Early_Warning_System/reports/financial_impact_reporting_packaging/Early_Warning_Financial_Impact_Report.docx
@@ -42,6 +42,38 @@
     <w:p>
       <w:r>
         <w:t>The rolling z-score early warning technique validated in Notebooks 42-44 flags a customer whose LATEST statement deviates from THEIR OWN recent baseline in at least 10 of 89 monitored features at once -- an unsupervised, rule-based statistical-process-control technique, genuinely different from Problem 6's trained recency model. This technique is currently RECOMMENDED for production. At the winning candidate, it correctly flags 9,171 of 22,641 real defaulters (40.5% capture) -- an exact, measured count -- alongside 12,257 false positives, for a real default-rate lift of 1.67x (95% CI [1.65x, 1.69x]) against the &gt;= 1.5x KPI target. At an ASSUMPTION 15% intervention success rate, net of an ASSUMPTION $15 per-false-positive review cost, this is estimated to net $2,912,145 of benefit per monthly-equivalent cycle, for an estimated 0.0 months payback on a $30,000 implementation investment.</w:t>
+      </w:r>
+    </w:p>
+    <w:p>
+      <w:r>
+        <w:rPr>
+          <w:b/>
+        </w:rPr>
+        <w:t>Business Impact — Modeled Estimate, Not Audited Value</w:t>
+      </w:r>
+    </w:p>
+    <w:p>
+      <w:r>
+        <w:rPr>
+          <w:b w:val="0"/>
+        </w:rPr>
+        <w:t>The $2,912,145 estimated net benefit per cycle is a self-computed business-impact model built under this report's own stated ASSUMPTION (15% intervention success rate, $15 per-false-positive review cost) — it has not been audited by a third party or realized inside a live institution.</w:t>
+      </w:r>
+    </w:p>
+    <w:p>
+      <w:r>
+        <w:rPr>
+          <w:b/>
+        </w:rPr>
+        <w:t>Independent Audit Status</w:t>
+      </w:r>
+    </w:p>
+    <w:p>
+      <w:r>
+        <w:rPr>
+          <w:b w:val="0"/>
+        </w:rPr>
+        <w:t>This project was developed as an independent portfolio body of work and has not undergone formal validation, audit, or sign-off by a financial institution's model risk management (SR 11-7 or equivalent) function, a third-party auditor, or a regulator. All model outputs, risk metrics, and business-impact figures in this report are self-computed under the assumptions stated herein and have not been realized in a live production environment at a financial institution.</w:t>
       </w:r>
     </w:p>
     <w:p>
